--- a/智能尽调平台功能文档0507.docx
+++ b/智能尽调平台功能文档0507.docx
@@ -6,6 +6,7 @@
       <w:pPr>
         <w:pStyle w:val="Heading1"/>
         <w:rPr>
+          <w:rFonts w:hint="eastAsia"/>
           <w:sz w:val="30"/>
           <w:szCs w:val="30"/>
         </w:rPr>
@@ -129,7 +130,20 @@
         <w:t>因此，本产品将针对小微企业，进一步设计专项尽调分析板块，帮助银行对该类客户更快准稳地推进信贷审批。</w:t>
       </w:r>
     </w:p>
-    <w:p/>
+    <w:p>
+      <w:pPr>
+        <w:rPr>
+          <w:rFonts w:hint="eastAsia"/>
+        </w:rPr>
+      </w:pPr>
+      <w:r>
+        <w:rPr>
+          <w:rFonts w:hint="eastAsia"/>
+          <w:highlight w:val="yellow"/>
+        </w:rPr>
+        <w:t>银行审批，需要客户经理写尽职调查报告（尽职调查报告助手），小微企业没有抵质押品，财报也不完整</w:t>
+      </w:r>
+    </w:p>
     <w:p>
       <w:pPr>
         <w:pStyle w:val="Heading1"/>
@@ -320,21 +334,28 @@
                 <w:rFonts w:hint="eastAsia"/>
                 <w:szCs w:val="22"/>
               </w:rPr>
-              <w:t>2. 企业主体资格：成立年限、注册资本、实缴情况、行业分类（是否禁入/限制类）、工商状态（是否异常、吊销）。</w:t>
-            </w:r>
-          </w:p>
-          <w:p>
-            <w:pPr>
-              <w:rPr>
-                <w:szCs w:val="22"/>
-              </w:rPr>
-            </w:pPr>
+              <w:t>2. 企业主体资格：成立年限、注册资本、实缴情况、行业分类（是否禁入/限制类）、工商状态（是否异常、吊</w:t>
+            </w:r>
             <w:r>
               <w:rPr>
                 <w:rFonts w:hint="eastAsia"/>
                 <w:szCs w:val="22"/>
               </w:rPr>
               <w:lastRenderedPageBreak/>
+              <w:t>销）。</w:t>
+            </w:r>
+          </w:p>
+          <w:p>
+            <w:pPr>
+              <w:rPr>
+                <w:szCs w:val="22"/>
+              </w:rPr>
+            </w:pPr>
+            <w:r>
+              <w:rPr>
+                <w:rFonts w:hint="eastAsia"/>
+                <w:szCs w:val="22"/>
+              </w:rPr>
               <w:t>3. 法人/股东信息变更：核心人员变更频率，判断经营稳定性。</w:t>
             </w:r>
           </w:p>
@@ -436,7 +457,35 @@
                 <w:szCs w:val="22"/>
               </w:rPr>
               <w:br/>
-              <w:t>5. 公司治理规范性：是否建立“三会一层”并有效运行；董监高稳定性；是否有实际控制人“一言堂”或内部控制人风险。</w:t>
+              <w:t>5. 公司治理规范性：</w:t>
+            </w:r>
+            <w:proofErr w:type="gramStart"/>
+            <w:r>
+              <w:rPr>
+                <w:szCs w:val="22"/>
+              </w:rPr>
+              <w:t>是否建立“三会一层”并有效运行</w:t>
+            </w:r>
+            <w:proofErr w:type="gramEnd"/>
+            <w:r>
+              <w:rPr>
+                <w:szCs w:val="22"/>
+              </w:rPr>
+              <w:t>；董监高稳定性；</w:t>
+            </w:r>
+            <w:proofErr w:type="gramStart"/>
+            <w:r>
+              <w:rPr>
+                <w:szCs w:val="22"/>
+              </w:rPr>
+              <w:t>是否有实际控制人“一言堂”或内部控制人风险</w:t>
+            </w:r>
+            <w:proofErr w:type="gramEnd"/>
+            <w:r>
+              <w:rPr>
+                <w:szCs w:val="22"/>
+              </w:rPr>
+              <w:t>。</w:t>
             </w:r>
           </w:p>
         </w:tc>
@@ -627,7 +676,21 @@
                 <w:szCs w:val="22"/>
               </w:rPr>
               <w:br/>
-              <w:t>• 真实性检验：将报表收入与纳税、用电、物流数据交叉比对，识别“账实不符”或虚增。</w:t>
+              <w:t>• 真实性检验：将报表收入与纳税、用电、物流数据交叉比对，</w:t>
+            </w:r>
+            <w:proofErr w:type="gramStart"/>
+            <w:r>
+              <w:rPr>
+                <w:szCs w:val="22"/>
+              </w:rPr>
+              <w:t>识别“账实不符”或虚增</w:t>
+            </w:r>
+            <w:proofErr w:type="gramEnd"/>
+            <w:r>
+              <w:rPr>
+                <w:szCs w:val="22"/>
+              </w:rPr>
+              <w:t>。</w:t>
             </w:r>
             <w:r>
               <w:rPr>
@@ -648,6 +711,12 @@
                 <w:szCs w:val="22"/>
               </w:rPr>
               <w:br/>
+            </w:r>
+            <w:r>
+              <w:rPr>
+                <w:szCs w:val="22"/>
+              </w:rPr>
+              <w:lastRenderedPageBreak/>
               <w:t>• 经银税互动获取的纳税申报收入。</w:t>
             </w:r>
             <w:r>
@@ -655,12 +724,6 @@
                 <w:szCs w:val="22"/>
               </w:rPr>
               <w:br/>
-            </w:r>
-            <w:r>
-              <w:rPr>
-                <w:szCs w:val="22"/>
-              </w:rPr>
-              <w:lastRenderedPageBreak/>
               <w:t>• 聚合支付（微信/支付宝）商户收单流水。</w:t>
             </w:r>
             <w:r>
@@ -675,7 +738,21 @@
                 <w:szCs w:val="22"/>
               </w:rPr>
               <w:br/>
-              <w:t>3. 经营稳定性（小微企业“活数据”替代）：</w:t>
+              <w:t>3. 经营稳定性（</w:t>
+            </w:r>
+            <w:proofErr w:type="gramStart"/>
+            <w:r>
+              <w:rPr>
+                <w:szCs w:val="22"/>
+              </w:rPr>
+              <w:t>小微企业“活数据”替代</w:t>
+            </w:r>
+            <w:proofErr w:type="gramEnd"/>
+            <w:r>
+              <w:rPr>
+                <w:szCs w:val="22"/>
+              </w:rPr>
+              <w:t>）：</w:t>
             </w:r>
             <w:r>
               <w:rPr>
@@ -751,7 +828,7 @@
                 <w:rFonts w:hint="eastAsia"/>
                 <w:szCs w:val="22"/>
               </w:rPr>
-              <w:t>商业数据：第三方聚合支付服务商（授权商户流水）、电子发票查验平台、供应链金</w:t>
+              <w:t>商业数据：第三方聚合支付服务商（授权商户流水）、电</w:t>
             </w:r>
             <w:r>
               <w:rPr>
@@ -759,7 +836,7 @@
                 <w:szCs w:val="22"/>
               </w:rPr>
               <w:lastRenderedPageBreak/>
-              <w:t>融平台。</w:t>
+              <w:t>子发票查验平台、供应链金融平台。</w:t>
             </w:r>
           </w:p>
         </w:tc>
@@ -1053,14 +1130,13 @@
                 <w:szCs w:val="22"/>
               </w:rPr>
               <w:br/>
-              <w:t>2. 黑名单与关联网络：是否命中金融</w:t>
             </w:r>
             <w:r>
               <w:rPr>
                 <w:szCs w:val="22"/>
               </w:rPr>
               <w:lastRenderedPageBreak/>
-              <w:t>欺诈库、法院失信被执行、电信诈骗等名单；申请手机/设备是否关联历史欺诈团伙</w:t>
+              <w:t>2. 黑名单与关联网络：是否命中金融欺诈库、法院失信被执行、电信诈骗等名单；申请手机/设备是否关联历史欺诈团伙</w:t>
             </w:r>
           </w:p>
         </w:tc>
@@ -1079,19 +1155,20 @@
                 <w:szCs w:val="22"/>
               </w:rPr>
               <w:lastRenderedPageBreak/>
-              <w:t>技术平台：反欺诈SDK（设备指纹）、第三方反欺诈服务商（各类黑名单、风险标签）。</w:t>
+              <w:t>技术平台：反欺诈SDK（设备指纹）、第三方反欺诈服务商（各类黑名单、风险标</w:t>
+            </w:r>
+            <w:r>
+              <w:rPr>
+                <w:szCs w:val="22"/>
+              </w:rPr>
+              <w:lastRenderedPageBreak/>
+              <w:t>签）。</w:t>
             </w:r>
             <w:r>
               <w:rPr>
                 <w:szCs w:val="22"/>
               </w:rPr>
               <w:br/>
-            </w:r>
-            <w:r>
-              <w:rPr>
-                <w:szCs w:val="22"/>
-              </w:rPr>
-              <w:lastRenderedPageBreak/>
               <w:t>司法数据：中国执行信息公开网、司法数据服务商（涉诉、失信、限高信息）。</w:t>
             </w:r>
           </w:p>
@@ -1305,6 +1382,7 @@
       <w:pPr>
         <w:pStyle w:val="Heading1"/>
         <w:rPr>
+          <w:rFonts w:hint="eastAsia"/>
           <w:sz w:val="30"/>
           <w:szCs w:val="30"/>
         </w:rPr>
@@ -1454,6 +1532,7 @@
     </w:p>
     <w:p>
       <w:r>
+        <w:lastRenderedPageBreak/>
         <w:t>宏观环境映射：自动抓取该行业近半年的政策走向</w:t>
       </w:r>
       <w:r>
@@ -1463,11 +1542,7 @@
         <w:t>，</w:t>
       </w:r>
       <w:r>
-        <w:t>判断企业经营是否符合国家导</w:t>
-      </w:r>
-      <w:r>
-        <w:lastRenderedPageBreak/>
-        <w:t>向</w:t>
+        <w:t>判断企业经营是否符合国家导向</w:t>
       </w:r>
       <w:r>
         <w:rPr>
@@ -1484,7 +1559,15 @@
         <w:t>整体竞争格局：通过集中度（</w:t>
       </w:r>
       <w:r>
-        <w:t>行业CR_n（前n名市场占有率）和HHI（赫芬达尔指数）</w:t>
+        <w:t>行业</w:t>
+      </w:r>
+      <w:proofErr w:type="spellStart"/>
+      <w:r>
+        <w:t>CR_n</w:t>
+      </w:r>
+      <w:proofErr w:type="spellEnd"/>
+      <w:r>
+        <w:t>（前n名市场占有率）和HHI（赫芬达尔指数）</w:t>
       </w:r>
       <w:r>
         <w:rPr>
@@ -1750,6 +1833,15 @@
       </w:r>
     </w:p>
     <w:p/>
+    <w:p/>
+    <w:p/>
+    <w:p>
+      <w:pPr>
+        <w:rPr>
+          <w:rFonts w:hint="eastAsia"/>
+        </w:rPr>
+      </w:pPr>
+    </w:p>
     <w:sectPr>
       <w:pgSz w:w="11906" w:h="16838"/>
       <w:pgMar w:top="1440" w:right="1800" w:bottom="1440" w:left="1800" w:header="851" w:footer="992" w:gutter="0"/>
